--- a/example_articles/states/Oklahoma/4.states_Oklahoma_Other_publisher.docx
+++ b/example_articles/states/Oklahoma/4.states_Oklahoma_Other_publisher.docx
@@ -27,17 +27,17 @@
     </w:p>
     <w:p>
       <w:r>
-        <w:t>Source File: Other publishers/Files (500) (5).DOCX</w:t>
+        <w:t>Source file: Other publishers/Files (500) (5).DOCX</w:t>
       </w:r>
     </w:p>
     <w:p>
       <w:r>
-        <w:t>Raw locations result: ['Oklahoma']</w:t>
+        <w:t>Raw locations result, 'locations': ['Oklahoma']</w:t>
       </w:r>
     </w:p>
     <w:p>
       <w:r>
-        <w:t>states_stand_flat (Standardized): Oklahoma</w:t>
+        <w:t>Standardized locations result, 'states_stand_flat': Oklahoma</w:t>
       </w:r>
     </w:p>
     <w:p>

--- a/example_articles/states/Oklahoma/4.states_Oklahoma_Other_publisher.docx
+++ b/example_articles/states/Oklahoma/4.states_Oklahoma_Other_publisher.docx
@@ -7,7 +7,7 @@
         <w:pStyle w:val="Heading1"/>
       </w:pPr>
       <w:r>
-        <w:t>Will French-like Protests Erupt in Illinois?</w:t>
+        <w:t>Rayburn helped teen, then got him into trouble</w:t>
       </w:r>
     </w:p>
     <w:p>
@@ -17,17 +17,17 @@
     </w:p>
     <w:p>
       <w:r>
-        <w:t>Date: 2020-01-14</w:t>
+        <w:t>Date: 2009-06-07</w:t>
       </w:r>
     </w:p>
     <w:p>
       <w:r>
-        <w:t>Section: SUBMITTED CONTENT; Pg. 0</w:t>
+        <w:t>Section: SPORTS; Inq Sports; Pg. E10</w:t>
       </w:r>
     </w:p>
     <w:p>
       <w:r>
-        <w:t>Source file: Other publishers/Files (500) (5).DOCX</w:t>
+        <w:t>Source file: Other publishers/Files (500) (23).DOCX</w:t>
       </w:r>
     </w:p>
     <w:p>
@@ -49,9 +49,85 @@
     </w:p>
     <w:p>
       <w:r>
-        <w:t xml:space="preserve">Protests erupted over the last month in France. Union opposition to proposed pension reforms has been behind the latest wave, which arrived a little more than a year after the onset of the "yellow vest" protest movement. These twin threads of civil disruption followed government initiatives undertaken after the election of French President Emmanuel Macron in mid-2017. Should we expect such protests in Chicago and Springfield? In early December 2019, Macron announced plans to consolidate public and private pension plans in France, creating a single system managed by the state. </w:t>
+        <w:t>CHICKASHA, Okla. - Brian Burdex said he needed a hand, so Sam Rayburn extended one. Burdex needed a family. Rayburn, the former Eagles defensive tackle, said he invited the 18-year-old into his home to live with his own family.</w:t>
         <w:br/>
-        <w:t>Consolidation hasn't been the only proposed change, however. Proposals include raising the retirement age and moving to a points system linking benefits more closely to contributions. Union leaders believe the changes will lead to lower benefits, and transportation, health, and education workers have since responded, sometimes violently. In Paris, for example, some protestors have been photographed lighting fires and breaking windows. France implemented pension reforms back in 2010, sparking protests like those being repeated today. But some other government reforms undertaken after Macron became president in mid-2017 sparked a different set of protests (the "yellow vest" movement) that have played out over the past year and a half. The latest labor protests have significantly different origins from the yellow vest movement. Time will tell if and when the two forces diverge or come together. The yellow vest anger initially erupted after a green tax was imposed on motor fuel, largely in rural areas where people spend more time behind the wheel – and in vehicles required to carry yellow vests. The movement did not die out after the government cut back on the tax increase, carrying on with broader working-class concerns about the cost of living. In the last month, the labor union protesters have courted related but potentially contradictory concerns. The cost of pensions is causing financial stress in government in France as in the U.S., and the French labor unions have been wooing the yellow-vest protesters to join them to oppose pension reform. What's good for the goose isn't always good for the gander, however. In this case, what's good for the pensioners isn't always good for the taxpayers. Your cost of living depends on where you live, internationally or within the United States. It also depends on the influence of government on the cost of living, and not just through monetary policy. Regulatory forces and taxes also matter for living costs, and the factors driving living costs higher can include the cost of labor -- and pension benefits. Any efforts in France to merge the union protests with protests by people concerned about the cost of living are likely to face significant obstacles. Could similar protests occur in the U.S.? If so, when and where? Back in 1970, amidst civil strife of a different sort, organizational theorist Albert O. Hirschman penned his classic book Exit, Voice, and Loyalty. Hirschman's main thesis is that people have two basic possible responses when they are concerned about the value of the group to its members. They can speak up and try to change policies, or they can leave. In turn, loyalty plays a role in keeping people around to change things for the better, depending on how strong that loyalty is. Looking across the 50 states, when faced with tax increases or the threat of higher future taxes, the "exit" option has become increasingly attractive to people with the ability to choose it. Civil strife related to pension reform and/or tax concerns might arise first in states (and cities) where outmigration leaves the remaining population bearing a heavier burden. States like Illinois, New Jersey and Connecticut come to mind. Chicago and Springfield have already seen protests when past pension reforms have been proposed. Will these protests return, and turn violent, when the money available to pay pensions and government services shrinks while taxpayers leave? Of course, following the 2015 Illinois Supreme Court ruling that pension benefits are protected under the Illinois Constitution, significant pension reforms depend on amendment to the state constitution. But legal changes have a way of being forced by economic and financial realities. And in Illinois, the exit option has taken a new twist. There is a movement in downstate Illinois called "New Illinois." Some people in rural areas and smaller towns have become so concerned about the state's financial condition, and what they see as its Chicago leadership, that they have organized to peacefully create a new state. (Bill Bergman is the director of research at Chicago-based nonprofit Truth in Accounting, and he also teaches finance courses at Loyola University Chicago. Bill lives in La Grange Park, Illinois.)</w:t>
+        <w:t>One day, Rayburn said, he asked Burdex for a favor. The favor got Burdex arrested.</w:t>
+        <w:br/>
+        <w:t>Rayburn, who played for the Eagles for four seasons, said he became so addicted to prescription painkillers after he was out of football that he forged prescriptions, filled them himself, and asked Burdex and another young man in town to fill them for him.</w:t>
+        <w:br/>
+        <w:t>Asked how he knew Rayburn, Burdex said: "My best friend is his brother-in-law."</w:t>
+        <w:br/>
+        <w:t>Burdex and Chad McLemore were teammates on the Ninnekah High basketball team. McLemore, who just graduated, is the brother of Ashley Rayburn, Sam's wife. Brian Burdex has another year of high school.</w:t>
+        <w:br/>
+        <w:t>In 2003, Burdex said, his mother signed papers giving custody of him and his sister to a family that the mother knew. He said his mother really has not been part of his life since.</w:t>
+        <w:br/>
+        <w:t>Burdex said he didn't feel like part of the other family - "I didn't have any privileges," he said - and one day, he didn't have a ride home from basketball practice. Rayburn gave him a lift and, aware of his situation, asked if Burdex needed a place to stay.</w:t>
+        <w:br/>
+        <w:t>"Two or three weeks later, I did," Burdex said of deciding to make the move.</w:t>
+        <w:br/>
+        <w:t>Legal custody isn't an issue. Burdex turns 19 later this month. He said he appreciated being able to live with the Rayburns.</w:t>
+        <w:br/>
+        <w:t>"They make sure I'm getting an education," Burdex said. Referring to Sam, Burdex said: "I've got a lot more opportunities with him, to actually be something."</w:t>
+        <w:br/>
+        <w:t>"He's a good kid," Rayburn said.</w:t>
+        <w:br/>
+        <w:t>One morning soon after Burdex moved in - on March 19, according to court records - Rayburn asked Burdex if he would go to a local pharmacy and get a prescription for a painkiller filled. It would be in Burdex's name.</w:t>
+        <w:br/>
+        <w:t>"He was in pain," Burdex said. "I said, 'Sure.' "</w:t>
+        <w:br/>
+        <w:t>Rayburn said he could tell by Burdex's expression that he didn't really want to do it. But his own addiction overwhelmed that concern, Rayburn said. He needed more pills.</w:t>
+        <w:br/>
+        <w:t>"I couldn't keep up with the amount I was taking," Rayburn said.</w:t>
+        <w:br/>
+        <w:t>The pharmacist said she recognized Burdex from church, wondered why he needed such a strong painkiller, and checked with the doctor, who said he didn't write the prescription. The police came immediately.</w:t>
+        <w:br/>
+        <w:t xml:space="preserve">Asked if he was angry at Rayburn for the trouble this caused, Burdex simply said, "No." He let the word hang in the air, not trying to elaborate. </w:t>
+        <w:br/>
+        <w:t>Did he know Rayburn had an addiction?</w:t>
+        <w:br/>
+        <w:t>"I didn't think it was that bad," Burdex said. "I just thought he was in a lot of pain. I understood his knee hurt all the time."</w:t>
+        <w:br/>
+        <w:t>The arrest snapped him awake from his own ordeal, Rayburn said.</w:t>
+        <w:br/>
+        <w:t>"I started trying to fix it," he said, relating how he went to the police and told them the pills were for him, and what he had done. Within days, Rayburn went to a treatment center.</w:t>
+        <w:br/>
+        <w:t>Rayburn was charged with two felony counts of obtaining or attempting to obtain a controlled substance by forgery or fraud. Burdex was charged with one count of the same crime. Also facing one count is 23-year-old Nathan Ballinger of Chickasha. Rayburn said he hoped the charges against Burdex and Ballinger will be dropped.</w:t>
+        <w:br/>
+        <w:t>Repeated calls to District Attorney Leah Edwards were not returned.</w:t>
+        <w:br/>
+        <w:t>Rayburn said he knew Ballinger from town, but declined to elaborate. He said he gave Ballinger a forged prescription to fill for him "a long time before" and said he didn't find out that Ballinger had also been arrested March 19 until two days later.</w:t>
+        <w:br/>
+        <w:t>Ballinger couldn't be reached for comment. A woman who answered the phone at Ballinger's house and identified herself as his mother said: "You can leave us out of the paper. I don't want you talking to my son."</w:t>
+        <w:br/>
+        <w:t>People interviewed in Chickasha generally take the line that they hope something good comes from this, that more people understand the addictive powers of painkillers. Friends of Rayburn's say he never acted like the big-time NFL star who didn't care about anybody else.</w:t>
+        <w:br/>
+        <w:t>Nate Crawford, who manages a car lot on Choctaw Avenue across from the Dairy Queen, called Rayburn "a great guy - he'd help anybody out. A good old country boy."</w:t>
+        <w:br/>
+        <w:t>Crawford also said he knew Rayburn well enough to notice how Rayburn was really concerned that he would be perceived as just another druggie when news of the arrests came out. It did matter to Rayburn, Crawford said, that little kids came up to him for autographs.</w:t>
+        <w:br/>
+        <w:t>"There were days he couldn't walk, he was in so much pain," Crawford said. "People don't understand, he took on two 300-pound guys every day, in practice and in games."</w:t>
+        <w:br/>
+        <w:t>As a sports town, Crawford said, "Chickasha's football, and everything else is underneath." He further described it as "laid-back. Everybody knows everybody. Country life. No rush."</w:t>
+        <w:br/>
+        <w:t>As for what people do for a living, he said, "everybody here is working class. Farming, cattle, wheat. A lot of oil rigs. A lot of roughnecks."</w:t>
+        <w:br/>
+        <w:t>Rayburn wasn't a superstar growing up. His old coach at Chickasha High, Tim Reynolds, said Rayburn really improved in his senior year, but he couldn't get Oklahoma or Oklahoma State even to watch film of him at that late point, so Rayburn went to Tulsa, much lower on the Division I rungs.</w:t>
+        <w:br/>
+        <w:t>"Sam came into his own senior year - he finally grew into his body. He became a real force," said Reynolds, who owns a real estate and appraisal business in town but coached football for three decades, including stints as an assistant at Oklahoma State and Northern Illinois.</w:t>
+        <w:br/>
+        <w:t>Reynolds said the Rayburn he knew had discipline.</w:t>
+        <w:br/>
+        <w:t>"Always where he's supposed to be, when he's supposed to be there," the coach said.</w:t>
+        <w:br/>
+        <w:t>Of this recent mess, Reynolds focused on the pain.</w:t>
+        <w:br/>
+        <w:t>"I've had seven knee surgeries. I understand that," Reynolds said. Of drugs such as painkillers, he said: "It doesn't matter if it's prescription or street, it's addictive."</w:t>
+        <w:br/>
+        <w:t>Rayburn sounds determined not to have his local legacy be that of the former NFL player who came back and got two kids and himself in trouble. He's got another end game in mind for Burdex.</w:t>
+        <w:br/>
+        <w:t>"We're going to get him into college somewhere," Rayburn said. "I've got to figure out where."</w:t>
+        <w:br/>
+        <w:t>Contact staff writer Mike Jensen at 215-854-4489 or mjensen@phillynews.com.</w:t>
         <w:br/>
         <w:br/>
         <w:t>Graphic</w:t>
@@ -59,7 +135,7 @@
         <w:br/>
         <w:t xml:space="preserve"> </w:t>
         <w:br/>
-        <w:t>My headshot Truth in Accounting</w:t>
+        <w:t>Feed Loader</w:t>
       </w:r>
     </w:p>
     <w:sectPr>

--- a/example_articles/states/Oklahoma/4.states_Oklahoma_Other_publisher.docx
+++ b/example_articles/states/Oklahoma/4.states_Oklahoma_Other_publisher.docx
@@ -7,7 +7,7 @@
         <w:pStyle w:val="Heading1"/>
       </w:pPr>
       <w:r>
-        <w:t>Rayburn helped teen, then got him into trouble</w:t>
+        <w:t>Trump's rally proves he's loyal only to himself</w:t>
       </w:r>
     </w:p>
     <w:p>
@@ -17,17 +17,17 @@
     </w:p>
     <w:p>
       <w:r>
-        <w:t>Date: 2009-06-07</w:t>
+        <w:t>Date: 2020-06-26</w:t>
       </w:r>
     </w:p>
     <w:p>
       <w:r>
-        <w:t>Section: SPORTS; Inq Sports; Pg. E10</w:t>
+        <w:t>Section: OPINION; Pg. A17</w:t>
       </w:r>
     </w:p>
     <w:p>
       <w:r>
-        <w:t>Source file: Other publishers/Files (500) (23).DOCX</w:t>
+        <w:t>Source file: Other publishers/Files (500) (3).DOCX</w:t>
       </w:r>
     </w:p>
     <w:p>
@@ -49,93 +49,29 @@
     </w:p>
     <w:p>
       <w:r>
-        <w:t>CHICKASHA, Okla. - Brian Burdex said he needed a hand, so Sam Rayburn extended one. Burdex needed a family. Rayburn, the former Eagles defensive tackle, said he invited the 18-year-old into his home to live with his own family.</w:t>
+        <w:t>For the longest time, I was under the impression that Donald Trump saw the world in strict terms of us vs. them.</w:t>
         <w:br/>
-        <w:t>One day, Rayburn said, he asked Burdex for a favor. The favor got Burdex arrested.</w:t>
+        <w:t>I believed that in his limited imagination, there were clear lines - Black vs. white, rich vs. poor, Republican vs. Democrat.</w:t>
         <w:br/>
-        <w:t>Rayburn, who played for the Eagles for four seasons, said he became so addicted to prescription painkillers after he was out of football that he forged prescriptions, filled them himself, and asked Burdex and another young man in town to fill them for him.</w:t>
+        <w:t>But in the days since Trump's sparsely attended political rally in Tulsa, Okla., I am convinced that there is no "us" in Trump's vision of the world. There is only Trump. Everyone else is a tool to be used for Trump's own personal gain. How else to explain Trump's attempt to put thousands of his most staunch supporters into an enclosed arena where they could contract and spread a deadly virus that's already killed upwards of 120,000 Americans?</w:t>
         <w:br/>
-        <w:t>Asked how he knew Rayburn, Burdex said: "My best friend is his brother-in-law."</w:t>
+        <w:t>In my view, that's a frightening reflection of Trump's actual persona. If he could risk the very lives of his most loyal followers by using them as extras in his attempt to mount a political comeback, what would he do to the rest of us for his own personal gain?</w:t>
         <w:br/>
-        <w:t>Burdex and Chad McLemore were teammates on the Ninnekah High basketball team. McLemore, who just graduated, is the brother of Ashley Rayburn, Sam's wife. Brian Burdex has another year of high school.</w:t>
+        <w:t>The answer, I suppose, is that Trump would do anything he could imagine. That's why I need Trump's right-wing, working-class supporters to stop for a moment and think about this question: Suppose Trump is just using racism as a means to gain your political support? This is not to say he wholeheartedly embraces Black and brown people. His record of racial bias goes back to the 1970s, when the Justice Department sued him for refusing to rent to Black people.</w:t>
         <w:br/>
-        <w:t>In 2003, Burdex said, his mother signed papers giving custody of him and his sister to a family that the mother knew. He said his mother really has not been part of his life since.</w:t>
+        <w:t>But what if Trump is using racism to convince his working-class white supporters that they are somehow just like him? That their white skin connects them to his businesses, his power, and his success? Suppose all of it is a con game meant to make his followers believe they're something they're not?</w:t>
         <w:br/>
-        <w:t>Burdex said he didn't feel like part of the other family - "I didn't have any privileges," he said - and one day, he didn't have a ride home from basketball practice. Rayburn gave him a lift and, aware of his situation, asked if Burdex needed a place to stay.</w:t>
+        <w:t>I am convinced that Trump, in trying to convince his followers that a potentially fatal disease is not real, has shown his true feelings for them. I don't believe Trump is any more concerned for white people than he is for Black people, Latinos, or Asians. I think that when he says African countries are s-holes, or that Mexico sends us rapists and criminals, or that the novel coronavirus is "kung flu," he is stating his true sentiments, but more than that, he is seeking a connection with other white people.</w:t>
         <w:br/>
-        <w:t>"Two or three weeks later, I did," Burdex said of deciding to make the move.</w:t>
+        <w:t>However, that connection can't be real. If it were, he wouldn't risk his followers' lives by bringing them into a place where they could contract a life-threatening disease. He wouldn't ask them to sign waivers saying they wouldn't sue Trump or his campaign if they did contract the disease. He wouldn't pretend that there is no risk in gathering in such a large group.</w:t>
         <w:br/>
-        <w:t>Legal custody isn't an issue. Burdex turns 19 later this month. He said he appreciated being able to live with the Rayburns.</w:t>
+        <w:t>I believe that when Trump pretends to care about his white followers, he is engaging in the same behavior as any con man. He is attempting to disarm them. He is trying to make them let their guard down. He is setting them up for the con.</w:t>
         <w:br/>
-        <w:t>"They make sure I'm getting an education," Burdex said. Referring to Sam, Burdex said: "I've got a lot more opportunities with him, to actually be something."</w:t>
+        <w:t>Donald Trump doesn't care about his white followers any more than he cares for his Black detractors. They are simply a means to an end, and when he's through with them, he will dispose of them in the same way he disposes of anyone for whom he has no further use.</w:t>
         <w:br/>
-        <w:t>"He's a good kid," Rayburn said.</w:t>
+        <w:t>Ask former Attorney General Jeff Sessions, or former national security adviser John Bolton, or former fixer Michael Cohen, or any of the former Mrs. Trumps.</w:t>
         <w:br/>
-        <w:t>One morning soon after Burdex moved in - on March 19, according to court records - Rayburn asked Burdex if he would go to a local pharmacy and get a prescription for a painkiller filled. It would be in Burdex's name.</w:t>
-        <w:br/>
-        <w:t>"He was in pain," Burdex said. "I said, 'Sure.' "</w:t>
-        <w:br/>
-        <w:t>Rayburn said he could tell by Burdex's expression that he didn't really want to do it. But his own addiction overwhelmed that concern, Rayburn said. He needed more pills.</w:t>
-        <w:br/>
-        <w:t>"I couldn't keep up with the amount I was taking," Rayburn said.</w:t>
-        <w:br/>
-        <w:t>The pharmacist said she recognized Burdex from church, wondered why he needed such a strong painkiller, and checked with the doctor, who said he didn't write the prescription. The police came immediately.</w:t>
-        <w:br/>
-        <w:t xml:space="preserve">Asked if he was angry at Rayburn for the trouble this caused, Burdex simply said, "No." He let the word hang in the air, not trying to elaborate. </w:t>
-        <w:br/>
-        <w:t>Did he know Rayburn had an addiction?</w:t>
-        <w:br/>
-        <w:t>"I didn't think it was that bad," Burdex said. "I just thought he was in a lot of pain. I understood his knee hurt all the time."</w:t>
-        <w:br/>
-        <w:t>The arrest snapped him awake from his own ordeal, Rayburn said.</w:t>
-        <w:br/>
-        <w:t>"I started trying to fix it," he said, relating how he went to the police and told them the pills were for him, and what he had done. Within days, Rayburn went to a treatment center.</w:t>
-        <w:br/>
-        <w:t>Rayburn was charged with two felony counts of obtaining or attempting to obtain a controlled substance by forgery or fraud. Burdex was charged with one count of the same crime. Also facing one count is 23-year-old Nathan Ballinger of Chickasha. Rayburn said he hoped the charges against Burdex and Ballinger will be dropped.</w:t>
-        <w:br/>
-        <w:t>Repeated calls to District Attorney Leah Edwards were not returned.</w:t>
-        <w:br/>
-        <w:t>Rayburn said he knew Ballinger from town, but declined to elaborate. He said he gave Ballinger a forged prescription to fill for him "a long time before" and said he didn't find out that Ballinger had also been arrested March 19 until two days later.</w:t>
-        <w:br/>
-        <w:t>Ballinger couldn't be reached for comment. A woman who answered the phone at Ballinger's house and identified herself as his mother said: "You can leave us out of the paper. I don't want you talking to my son."</w:t>
-        <w:br/>
-        <w:t>People interviewed in Chickasha generally take the line that they hope something good comes from this, that more people understand the addictive powers of painkillers. Friends of Rayburn's say he never acted like the big-time NFL star who didn't care about anybody else.</w:t>
-        <w:br/>
-        <w:t>Nate Crawford, who manages a car lot on Choctaw Avenue across from the Dairy Queen, called Rayburn "a great guy - he'd help anybody out. A good old country boy."</w:t>
-        <w:br/>
-        <w:t>Crawford also said he knew Rayburn well enough to notice how Rayburn was really concerned that he would be perceived as just another druggie when news of the arrests came out. It did matter to Rayburn, Crawford said, that little kids came up to him for autographs.</w:t>
-        <w:br/>
-        <w:t>"There were days he couldn't walk, he was in so much pain," Crawford said. "People don't understand, he took on two 300-pound guys every day, in practice and in games."</w:t>
-        <w:br/>
-        <w:t>As a sports town, Crawford said, "Chickasha's football, and everything else is underneath." He further described it as "laid-back. Everybody knows everybody. Country life. No rush."</w:t>
-        <w:br/>
-        <w:t>As for what people do for a living, he said, "everybody here is working class. Farming, cattle, wheat. A lot of oil rigs. A lot of roughnecks."</w:t>
-        <w:br/>
-        <w:t>Rayburn wasn't a superstar growing up. His old coach at Chickasha High, Tim Reynolds, said Rayburn really improved in his senior year, but he couldn't get Oklahoma or Oklahoma State even to watch film of him at that late point, so Rayburn went to Tulsa, much lower on the Division I rungs.</w:t>
-        <w:br/>
-        <w:t>"Sam came into his own senior year - he finally grew into his body. He became a real force," said Reynolds, who owns a real estate and appraisal business in town but coached football for three decades, including stints as an assistant at Oklahoma State and Northern Illinois.</w:t>
-        <w:br/>
-        <w:t>Reynolds said the Rayburn he knew had discipline.</w:t>
-        <w:br/>
-        <w:t>"Always where he's supposed to be, when he's supposed to be there," the coach said.</w:t>
-        <w:br/>
-        <w:t>Of this recent mess, Reynolds focused on the pain.</w:t>
-        <w:br/>
-        <w:t>"I've had seven knee surgeries. I understand that," Reynolds said. Of drugs such as painkillers, he said: "It doesn't matter if it's prescription or street, it's addictive."</w:t>
-        <w:br/>
-        <w:t>Rayburn sounds determined not to have his local legacy be that of the former NFL player who came back and got two kids and himself in trouble. He's got another end game in mind for Burdex.</w:t>
-        <w:br/>
-        <w:t>"We're going to get him into college somewhere," Rayburn said. "I've got to figure out where."</w:t>
-        <w:br/>
-        <w:t>Contact staff writer Mike Jensen at 215-854-4489 or mjensen@phillynews.com.</w:t>
-        <w:br/>
-        <w:br/>
-        <w:t>Graphic</w:t>
-        <w:br/>
-        <w:br/>
-        <w:t xml:space="preserve"> </w:t>
-        <w:br/>
-        <w:t>Feed Loader</w:t>
+        <w:t>I just wonder if Trump's white followers will wake up to that reality before it's too late. If they don't, they won't be the only ones to suffer the consequences. sj@solomonjones.com SolomonJones1</w:t>
       </w:r>
     </w:p>
     <w:sectPr>

--- a/example_articles/states/Oklahoma/4.states_Oklahoma_Other_publisher.docx
+++ b/example_articles/states/Oklahoma/4.states_Oklahoma_Other_publisher.docx
@@ -7,7 +7,7 @@
         <w:pStyle w:val="Heading1"/>
       </w:pPr>
       <w:r>
-        <w:t>Trump's rally proves he's loyal only to himself</w:t>
+        <w:t>The Rise of Elizabeth Warren; The senator and author of a new memoir opens up about her working-class roots, why Washington makes her "furious," and whether we will see her name on a presidential ticket in 2016 By Bill Hewitt Views</w:t>
       </w:r>
     </w:p>
     <w:p>
@@ -17,17 +17,17 @@
     </w:p>
     <w:p>
       <w:r>
-        <w:t>Date: 2020-06-26</w:t>
+        <w:t>Date: 2014-04-27</w:t>
       </w:r>
     </w:p>
     <w:p>
       <w:r>
-        <w:t>Section: OPINION; Pg. A17</w:t>
+        <w:t>Section: PARADE; Pg. P9</w:t>
       </w:r>
     </w:p>
     <w:p>
       <w:r>
-        <w:t>Source file: Other publishers/Files (500) (3).DOCX</w:t>
+        <w:t>Source file: Other publishers/Files (500) (7).DOCX</w:t>
       </w:r>
     </w:p>
     <w:p>
@@ -49,29 +49,51 @@
     </w:p>
     <w:p>
       <w:r>
-        <w:t>For the longest time, I was under the impression that Donald Trump saw the world in strict terms of us vs. them.</w:t>
+        <w:t>She has been in the U.S. Senate for just over a year, but already Elizabeth Warren (D-Mass.) has shaken up Washington with her take-no-prisoners approach to reforming Wall Street and helping the middle class. Her new memoir, A Fighting Chance, is only likely to cement that firebrand reputationand stir speculation about presidential aspirations. In the book, Warren, 64, traces her life from a hardscrabble childhood in Oklahoma (where her father was a janitor and her mother worked at Sears) to her days as a lawyer, professor, and working mom, plus her efforts to help set up the federal Consumer Financial Protection Bureau. Along the way, she provides a sometimes caustic look at how the game of politics is played.</w:t>
         <w:br/>
-        <w:t>I believed that in his limited imagination, there were clear lines - Black vs. white, rich vs. poor, Republican vs. Democrat.</w:t>
+        <w:t xml:space="preserve">PARADE: You come from a modest background that didn't exactly have future U.S. senator and Harvard professor written all over it. </w:t>
         <w:br/>
-        <w:t>But in the days since Trump's sparsely attended political rally in Tulsa, Okla., I am convinced that there is no "us" in Trump's vision of the world. There is only Trump. Everyone else is a tool to be used for Trump's own personal gain. How else to explain Trump's attempt to put thousands of his most staunch supporters into an enclosed arena where they could contract and spread a deadly virus that's already killed upwards of 120,000 Americans?</w:t>
+        <w:t xml:space="preserve">Not exactly. My mother and daddy did everything they could for us, but we had some hard times. </w:t>
         <w:br/>
-        <w:t>In my view, that's a frightening reflection of Trump's actual persona. If he could risk the very lives of his most loyal followers by using them as extras in his attempt to mount a political comeback, what would he do to the rest of us for his own personal gain?</w:t>
+        <w:t xml:space="preserve">Did a certain moment from your childhood shape your politics? </w:t>
         <w:br/>
-        <w:t>The answer, I suppose, is that Trump would do anything he could imagine. That's why I need Trump's right-wing, working-class supporters to stop for a moment and think about this question: Suppose Trump is just using racism as a means to gain your political support? This is not to say he wholeheartedly embraces Black and brown people. His record of racial bias goes back to the 1970s, when the Justice Department sued him for refusing to rent to Black people.</w:t>
+        <w:t xml:space="preserve">When I was 12, my daddy had a heart attack and the medical bills piled up. We lost our car and we nearly lost our house. Watching what happened to my family made me understand how a life that people have worked so hard to build can be turned upside down. </w:t>
         <w:br/>
-        <w:t>But what if Trump is using racism to convince his working-class white supporters that they are somehow just like him? That their white skin connects them to his businesses, his power, and his success? Suppose all of it is a con game meant to make his followers believe they're something they're not?</w:t>
+        <w:t xml:space="preserve">You write that politics once "felt dirty to me." Have your feelings changed? </w:t>
         <w:br/>
-        <w:t>I am convinced that Trump, in trying to convince his followers that a potentially fatal disease is not real, has shown his true feelings for them. I don't believe Trump is any more concerned for white people than he is for Black people, Latinos, or Asians. I think that when he says African countries are s-holes, or that Mexico sends us rapists and criminals, or that the novel coronavirus is "kung flu," he is stating his true sentiments, but more than that, he is seeking a connection with other white people.</w:t>
+        <w:t xml:space="preserve">I've seen up close how Washington is rigged to work for the big guys, but not for those trying to get an education, or families trying to build economic security. It makes me furious. And yet, I believe in the power of fighting back, so I'm glad to be there. </w:t>
         <w:br/>
-        <w:t>However, that connection can't be real. If it were, he wouldn't risk his followers' lives by bringing them into a place where they could contract a life-threatening disease. He wouldn't ask them to sign waivers saying they wouldn't sue Trump or his campaign if they did contract the disease. He wouldn't pretend that there is no risk in gathering in such a large group.</w:t>
+        <w:t xml:space="preserve">The series House of Cards is something of an obsession in Washington. Are you a fan? </w:t>
         <w:br/>
-        <w:t>I believe that when Trump pretends to care about his white followers, he is engaging in the same behavior as any con man. He is attempting to disarm them. He is trying to make them let their guard down. He is setting them up for the con.</w:t>
+        <w:t xml:space="preserve">I'm only halfway through the second season, so don't tell me! House of Cards is a reminder that power can be used for good, or to create more power for those who already have it. </w:t>
         <w:br/>
-        <w:t>Donald Trump doesn't care about his white followers any more than he cares for his Black detractors. They are simply a means to an end, and when he's through with them, he will dispose of them in the same way he disposes of anyone for whom he has no further use.</w:t>
+        <w:t xml:space="preserve">You write that you want every kid to have "a fighting chance." Where do you start? </w:t>
         <w:br/>
-        <w:t>Ask former Attorney General Jeff Sessions, or former national security adviser John Bolton, or former fixer Michael Cohen, or any of the former Mrs. Trumps.</w:t>
+        <w:t xml:space="preserve">With education. It opened a thousand doors for me, but I went to a commuter college that cost $50 a semester and a public law school that cost just over $400 a semester. </w:t>
         <w:br/>
-        <w:t>I just wonder if Trump's white followers will wake up to that reality before it's too late. If they don't, they won't be the only ones to suffer the consequences. sj@solomonjones.com SolomonJones1</w:t>
+        <w:t xml:space="preserve">At first, politics didn't come naturally to you. You write that you threw up before going on The Daily Show with Jon Stewart. </w:t>
+        <w:br/>
+        <w:t xml:space="preserve">[ laughs] That was one of those moments when I wished I could have been anywhere else on earth. </w:t>
+        <w:br/>
+        <w:t xml:space="preserve">How do you spend your off-hours? </w:t>
+        <w:br/>
+        <w:t xml:space="preserve">I buy sparkly shoes with my granddaughters, Octavia, 12, and Lavinia, 8. I ride bicycles with all three of my grandkids. They're the light of my life. </w:t>
+        <w:br/>
+        <w:t xml:space="preserve">The timing of your book is going to have some people thinking you're preparing for a presidential run. </w:t>
+        <w:br/>
+        <w:t xml:space="preserve">I am not running for president. Period. </w:t>
+        <w:br/>
+        <w:t xml:space="preserve">You signed a letter urging Hillary Clinton to run. Will you back her? </w:t>
+        <w:br/>
+        <w:t>Hillary is terrific. But I'm not focused on 2016, I'm focused on the work we have to do now. I'm in the moment.</w:t>
+        <w:br/>
+        <w:br/>
+        <w:t>Graphic</w:t>
+        <w:br/>
+        <w:br/>
+        <w:t xml:space="preserve"> </w:t>
+        <w:br/>
+        <w:t>MAKING HER MARK As a young mother, Warren (inset, holding her daughter in 1971, and left, in Washington in 2010) practiced law from her New Jersey living room. PHOTO: TOM WOLFFSenator Warren's memoir, A Fighting Chance (Metropolitan Books; $28), is in stores now.</w:t>
       </w:r>
     </w:p>
     <w:sectPr>

--- a/example_articles/states/Oklahoma/4.states_Oklahoma_Other_publisher.docx
+++ b/example_articles/states/Oklahoma/4.states_Oklahoma_Other_publisher.docx
@@ -7,7 +7,7 @@
         <w:pStyle w:val="Heading1"/>
       </w:pPr>
       <w:r>
-        <w:t>The Rise of Elizabeth Warren; The senator and author of a new memoir opens up about her working-class roots, why Washington makes her "furious," and whether we will see her name on a presidential ticket in 2016 By Bill Hewitt Views</w:t>
+        <w:t>Trump's rally proves he's loyal only to himself</w:t>
       </w:r>
     </w:p>
     <w:p>
@@ -17,17 +17,17 @@
     </w:p>
     <w:p>
       <w:r>
-        <w:t>Date: 2014-04-27</w:t>
+        <w:t>Date: 2020-06-26</w:t>
       </w:r>
     </w:p>
     <w:p>
       <w:r>
-        <w:t>Section: PARADE; Pg. P9</w:t>
+        <w:t>Section: OPINION; Pg. A17</w:t>
       </w:r>
     </w:p>
     <w:p>
       <w:r>
-        <w:t>Source file: Other publishers/Files (500) (7).DOCX</w:t>
+        <w:t>Source file: Other publishers/Files (500) (3).DOCX</w:t>
       </w:r>
     </w:p>
     <w:p>
@@ -49,51 +49,29 @@
     </w:p>
     <w:p>
       <w:r>
-        <w:t>She has been in the U.S. Senate for just over a year, but already Elizabeth Warren (D-Mass.) has shaken up Washington with her take-no-prisoners approach to reforming Wall Street and helping the middle class. Her new memoir, A Fighting Chance, is only likely to cement that firebrand reputationand stir speculation about presidential aspirations. In the book, Warren, 64, traces her life from a hardscrabble childhood in Oklahoma (where her father was a janitor and her mother worked at Sears) to her days as a lawyer, professor, and working mom, plus her efforts to help set up the federal Consumer Financial Protection Bureau. Along the way, she provides a sometimes caustic look at how the game of politics is played.</w:t>
+        <w:t>For the longest time, I was under the impression that Donald Trump saw the world in strict terms of us vs. them.</w:t>
         <w:br/>
-        <w:t xml:space="preserve">PARADE: You come from a modest background that didn't exactly have future U.S. senator and Harvard professor written all over it. </w:t>
+        <w:t>I believed that in his limited imagination, there were clear lines - Black vs. white, rich vs. poor, Republican vs. Democrat.</w:t>
         <w:br/>
-        <w:t xml:space="preserve">Not exactly. My mother and daddy did everything they could for us, but we had some hard times. </w:t>
+        <w:t>But in the days since Trump's sparsely attended political rally in Tulsa, Okla., I am convinced that there is no "us" in Trump's vision of the world. There is only Trump. Everyone else is a tool to be used for Trump's own personal gain. How else to explain Trump's attempt to put thousands of his most staunch supporters into an enclosed arena where they could contract and spread a deadly virus that's already killed upwards of 120,000 Americans?</w:t>
         <w:br/>
-        <w:t xml:space="preserve">Did a certain moment from your childhood shape your politics? </w:t>
+        <w:t>In my view, that's a frightening reflection of Trump's actual persona. If he could risk the very lives of his most loyal followers by using them as extras in his attempt to mount a political comeback, what would he do to the rest of us for his own personal gain?</w:t>
         <w:br/>
-        <w:t xml:space="preserve">When I was 12, my daddy had a heart attack and the medical bills piled up. We lost our car and we nearly lost our house. Watching what happened to my family made me understand how a life that people have worked so hard to build can be turned upside down. </w:t>
+        <w:t>The answer, I suppose, is that Trump would do anything he could imagine. That's why I need Trump's right-wing, working-class supporters to stop for a moment and think about this question: Suppose Trump is just using racism as a means to gain your political support? This is not to say he wholeheartedly embraces Black and brown people. His record of racial bias goes back to the 1970s, when the Justice Department sued him for refusing to rent to Black people.</w:t>
         <w:br/>
-        <w:t xml:space="preserve">You write that politics once "felt dirty to me." Have your feelings changed? </w:t>
+        <w:t>But what if Trump is using racism to convince his working-class white supporters that they are somehow just like him? That their white skin connects them to his businesses, his power, and his success? Suppose all of it is a con game meant to make his followers believe they're something they're not?</w:t>
         <w:br/>
-        <w:t xml:space="preserve">I've seen up close how Washington is rigged to work for the big guys, but not for those trying to get an education, or families trying to build economic security. It makes me furious. And yet, I believe in the power of fighting back, so I'm glad to be there. </w:t>
+        <w:t>I am convinced that Trump, in trying to convince his followers that a potentially fatal disease is not real, has shown his true feelings for them. I don't believe Trump is any more concerned for white people than he is for Black people, Latinos, or Asians. I think that when he says African countries are s-holes, or that Mexico sends us rapists and criminals, or that the novel coronavirus is "kung flu," he is stating his true sentiments, but more than that, he is seeking a connection with other white people.</w:t>
         <w:br/>
-        <w:t xml:space="preserve">The series House of Cards is something of an obsession in Washington. Are you a fan? </w:t>
+        <w:t>However, that connection can't be real. If it were, he wouldn't risk his followers' lives by bringing them into a place where they could contract a life-threatening disease. He wouldn't ask them to sign waivers saying they wouldn't sue Trump or his campaign if they did contract the disease. He wouldn't pretend that there is no risk in gathering in such a large group.</w:t>
         <w:br/>
-        <w:t xml:space="preserve">I'm only halfway through the second season, so don't tell me! House of Cards is a reminder that power can be used for good, or to create more power for those who already have it. </w:t>
+        <w:t>I believe that when Trump pretends to care about his white followers, he is engaging in the same behavior as any con man. He is attempting to disarm them. He is trying to make them let their guard down. He is setting them up for the con.</w:t>
         <w:br/>
-        <w:t xml:space="preserve">You write that you want every kid to have "a fighting chance." Where do you start? </w:t>
+        <w:t>Donald Trump doesn't care about his white followers any more than he cares for his Black detractors. They are simply a means to an end, and when he's through with them, he will dispose of them in the same way he disposes of anyone for whom he has no further use.</w:t>
         <w:br/>
-        <w:t xml:space="preserve">With education. It opened a thousand doors for me, but I went to a commuter college that cost $50 a semester and a public law school that cost just over $400 a semester. </w:t>
+        <w:t>Ask former Attorney General Jeff Sessions, or former national security adviser John Bolton, or former fixer Michael Cohen, or any of the former Mrs. Trumps.</w:t>
         <w:br/>
-        <w:t xml:space="preserve">At first, politics didn't come naturally to you. You write that you threw up before going on The Daily Show with Jon Stewart. </w:t>
-        <w:br/>
-        <w:t xml:space="preserve">[ laughs] That was one of those moments when I wished I could have been anywhere else on earth. </w:t>
-        <w:br/>
-        <w:t xml:space="preserve">How do you spend your off-hours? </w:t>
-        <w:br/>
-        <w:t xml:space="preserve">I buy sparkly shoes with my granddaughters, Octavia, 12, and Lavinia, 8. I ride bicycles with all three of my grandkids. They're the light of my life. </w:t>
-        <w:br/>
-        <w:t xml:space="preserve">The timing of your book is going to have some people thinking you're preparing for a presidential run. </w:t>
-        <w:br/>
-        <w:t xml:space="preserve">I am not running for president. Period. </w:t>
-        <w:br/>
-        <w:t xml:space="preserve">You signed a letter urging Hillary Clinton to run. Will you back her? </w:t>
-        <w:br/>
-        <w:t>Hillary is terrific. But I'm not focused on 2016, I'm focused on the work we have to do now. I'm in the moment.</w:t>
-        <w:br/>
-        <w:br/>
-        <w:t>Graphic</w:t>
-        <w:br/>
-        <w:br/>
-        <w:t xml:space="preserve"> </w:t>
-        <w:br/>
-        <w:t>MAKING HER MARK As a young mother, Warren (inset, holding her daughter in 1971, and left, in Washington in 2010) practiced law from her New Jersey living room. PHOTO: TOM WOLFFSenator Warren's memoir, A Fighting Chance (Metropolitan Books; $28), is in stores now.</w:t>
+        <w:t>I just wonder if Trump's white followers will wake up to that reality before it's too late. If they don't, they won't be the only ones to suffer the consequences. sj@solomonjones.com SolomonJones1</w:t>
       </w:r>
     </w:p>
     <w:sectPr>
